--- a/4th semester/DBMS/Lab 2.docx
+++ b/4th semester/DBMS/Lab 2.docx
@@ -38,6 +38,7 @@
       <w:pPr>
         <w:pStyle w:val="3"/>
         <w:numPr>
+          <w:ilvl w:val="0"/>
           <w:numId w:val="0"/>
         </w:numPr>
         <w:spacing w:line="360" w:lineRule="auto"/>
@@ -76,6 +77,7 @@
       <w:pPr>
         <w:pStyle w:val="3"/>
         <w:numPr>
+          <w:ilvl w:val="0"/>
           <w:numId w:val="0"/>
         </w:numPr>
         <w:ind w:right="0" w:rightChars="0"/>
@@ -424,6 +426,7 @@
         <w:pageBreakBefore w:val="0"/>
         <w:widowControl/>
         <w:numPr>
+          <w:ilvl w:val="0"/>
           <w:numId w:val="0"/>
         </w:numPr>
         <w:kinsoku/>
@@ -476,6 +479,7 @@
     <w:p>
       <w:pPr>
         <w:numPr>
+          <w:ilvl w:val="0"/>
           <w:numId w:val="0"/>
         </w:numPr>
         <w:bidi w:val="0"/>
@@ -988,33 +992,6 @@
           <w:lang w:val="en-US"/>
         </w:rPr>
       </w:pPr>
-      <w:r>
-        <w:rPr>
-          <w:rFonts w:hint="default"/>
-          <w:rtl w:val="0"/>
-          <w:lang w:val="en-US"/>
-        </w:rPr>
-        <w:t>OUTPUTS:</w:t>
-      </w:r>
-    </w:p>
-    <w:p>
-      <w:pPr>
-        <w:numPr>
-          <w:ilvl w:val="0"/>
-          <w:numId w:val="8"/>
-        </w:numPr>
-        <w:rPr>
-          <w:rFonts w:hint="default"/>
-          <w:rtl w:val="0"/>
-          <w:lang w:val="en-US"/>
-        </w:rPr>
-      </w:pPr>
-      <w:r>
-        <w:rPr>
-          <w:rFonts w:hint="default"/>
-        </w:rPr>
-        <w:t>Select all records</w:t>
-      </w:r>
     </w:p>
     <w:p>
       <w:pPr>
@@ -1070,32 +1047,37 @@
     </w:p>
     <w:p>
       <w:pPr>
+        <w:numPr>
+          <w:ilvl w:val="0"/>
+          <w:numId w:val="8"/>
+        </w:numPr>
         <w:jc w:val="center"/>
         <w:rPr>
           <w:rFonts w:hint="default"/>
-          <w:lang w:val="en-US"/>
-        </w:rPr>
-      </w:pPr>
-    </w:p>
-    <w:p>
-      <w:pPr>
-        <w:numPr>
-          <w:ilvl w:val="0"/>
-          <w:numId w:val="8"/>
-        </w:numPr>
-        <w:ind w:left="0" w:leftChars="0" w:firstLine="0" w:firstLineChars="0"/>
-        <w:jc w:val="both"/>
-        <w:rPr>
-          <w:rFonts w:hint="default"/>
-          <w:lang w:val="en-US"/>
-        </w:rPr>
-      </w:pPr>
-      <w:r>
-        <w:rPr>
-          <w:rFonts w:hint="default"/>
-        </w:rPr>
-        <w:t>Select records of all the males</w:t>
-      </w:r>
+          <w:rtl w:val="0"/>
+          <w:lang w:val="en-US"/>
+        </w:rPr>
+      </w:pPr>
+      <w:r>
+        <w:rPr>
+          <w:rFonts w:hint="default"/>
+        </w:rPr>
+        <w:t>Select all records</w:t>
+      </w:r>
+    </w:p>
+    <w:p>
+      <w:pPr>
+        <w:jc w:val="center"/>
+      </w:pPr>
+    </w:p>
+    <w:p>
+      <w:pPr>
+        <w:jc w:val="center"/>
+        <w:rPr>
+          <w:rFonts w:hint="default"/>
+          <w:lang w:val="en-US"/>
+        </w:rPr>
+      </w:pPr>
     </w:p>
     <w:p>
       <w:pPr>
@@ -1152,39 +1134,52 @@
     <w:p>
       <w:pPr>
         <w:jc w:val="center"/>
-      </w:pPr>
-    </w:p>
-    <w:p>
-      <w:pPr>
-        <w:numPr>
-          <w:ilvl w:val="0"/>
-          <w:numId w:val="8"/>
-        </w:numPr>
-        <w:ind w:left="0" w:leftChars="0" w:firstLine="0" w:firstLineChars="0"/>
-        <w:jc w:val="both"/>
-        <w:rPr>
-          <w:rFonts w:hint="default"/>
-          <w:lang w:val="en-US"/>
-        </w:rPr>
-      </w:pPr>
-      <w:r>
-        <w:rPr>
-          <w:rFonts w:hint="default"/>
-        </w:rPr>
-        <w:t>Select name and address of all the female whose age is between 15 and 25</w:t>
-      </w:r>
-    </w:p>
-    <w:p>
-      <w:pPr>
-        <w:numPr>
+        <w:rPr>
+          <w:rFonts w:hint="default"/>
+          <w:lang w:val="en-US"/>
+        </w:rPr>
+      </w:pPr>
+      <w:r>
+        <w:rPr>
+          <w:rFonts w:hint="default"/>
+          <w:b w:val="0"/>
+          <w:bCs w:val="0"/>
+          <w:lang w:val="en-US"/>
+        </w:rPr>
+        <w:t>B</w:t>
+      </w:r>
+      <w:r>
+        <w:rPr>
+          <w:rFonts w:hint="default"/>
+          <w:lang w:val="en-US"/>
+        </w:rPr>
+        <w:t xml:space="preserve">. </w:t>
+      </w:r>
+      <w:r>
+        <w:rPr>
+          <w:rFonts w:hint="default"/>
+        </w:rPr>
+        <w:t>Select records of all the males</w:t>
+      </w:r>
+    </w:p>
+    <w:p>
+      <w:pPr>
+        <w:jc w:val="center"/>
+      </w:pPr>
+    </w:p>
+    <w:p>
+      <w:pPr>
+        <w:jc w:val="center"/>
+      </w:pPr>
+    </w:p>
+    <w:p>
+      <w:pPr>
+        <w:numPr>
+          <w:ilvl w:val="0"/>
           <w:numId w:val="0"/>
         </w:numPr>
         <w:ind w:leftChars="0"/>
         <w:jc w:val="center"/>
-        <w:rPr>
-          <w:rFonts w:hint="default"/>
-          <w:lang w:val="en-US"/>
-        </w:rPr>
       </w:pPr>
       <w:r>
         <w:drawing>
@@ -1237,31 +1232,27 @@
     <w:p>
       <w:pPr>
         <w:numPr>
-          <w:numId w:val="0"/>
+          <w:ilvl w:val="0"/>
+          <w:numId w:val="9"/>
         </w:numPr>
         <w:ind w:leftChars="0"/>
-        <w:jc w:val="both"/>
-        <w:rPr>
-          <w:rFonts w:hint="default"/>
-          <w:lang w:val="en-US"/>
-        </w:rPr>
-      </w:pPr>
-    </w:p>
-    <w:p>
-      <w:pPr>
-        <w:numPr>
-          <w:numId w:val="0"/>
-        </w:numPr>
-        <w:jc w:val="both"/>
-        <w:rPr>
-          <w:rFonts w:hint="default"/>
-          <w:lang w:val="en-US"/>
-        </w:rPr>
-      </w:pPr>
-    </w:p>
-    <w:p>
-      <w:pPr>
-        <w:numPr>
+        <w:jc w:val="center"/>
+        <w:rPr>
+          <w:rFonts w:hint="default"/>
+          <w:lang w:val="en-US"/>
+        </w:rPr>
+      </w:pPr>
+      <w:r>
+        <w:rPr>
+          <w:rFonts w:hint="default"/>
+        </w:rPr>
+        <w:t>Select name and address of all the female whose age is between 15 and 25</w:t>
+      </w:r>
+    </w:p>
+    <w:p>
+      <w:pPr>
+        <w:numPr>
+          <w:ilvl w:val="0"/>
           <w:numId w:val="0"/>
         </w:numPr>
         <w:ind w:leftChars="0"/>
@@ -1306,7 +1297,7 @@
         <w:widowControl/>
         <w:numPr>
           <w:ilvl w:val="0"/>
-          <w:numId w:val="9"/>
+          <w:numId w:val="10"/>
         </w:numPr>
         <w:kinsoku/>
         <w:wordWrap/>
@@ -1347,7 +1338,7 @@
         <w:widowControl/>
         <w:numPr>
           <w:ilvl w:val="0"/>
-          <w:numId w:val="10"/>
+          <w:numId w:val="11"/>
         </w:numPr>
         <w:kinsoku/>
         <w:wordWrap/>
@@ -1381,6 +1372,7 @@
         <w:pageBreakBefore w:val="0"/>
         <w:widowControl/>
         <w:numPr>
+          <w:ilvl w:val="0"/>
           <w:numId w:val="0"/>
         </w:numPr>
         <w:kinsoku/>
@@ -1409,7 +1401,7 @@
         <w:widowControl/>
         <w:numPr>
           <w:ilvl w:val="0"/>
-          <w:numId w:val="9"/>
+          <w:numId w:val="10"/>
         </w:numPr>
         <w:kinsoku/>
         <w:wordWrap/>
@@ -1443,7 +1435,7 @@
         <w:widowControl/>
         <w:numPr>
           <w:ilvl w:val="0"/>
-          <w:numId w:val="11"/>
+          <w:numId w:val="12"/>
         </w:numPr>
         <w:kinsoku/>
         <w:wordWrap/>
@@ -1477,6 +1469,7 @@
         <w:pageBreakBefore w:val="0"/>
         <w:widowControl/>
         <w:numPr>
+          <w:ilvl w:val="0"/>
           <w:numId w:val="0"/>
         </w:numPr>
         <w:kinsoku/>
@@ -1504,7 +1497,7 @@
         <w:widowControl/>
         <w:numPr>
           <w:ilvl w:val="0"/>
-          <w:numId w:val="9"/>
+          <w:numId w:val="10"/>
         </w:numPr>
         <w:kinsoku/>
         <w:wordWrap/>
@@ -1538,7 +1531,7 @@
         <w:widowControl/>
         <w:numPr>
           <w:ilvl w:val="0"/>
-          <w:numId w:val="12"/>
+          <w:numId w:val="13"/>
         </w:numPr>
         <w:kinsoku/>
         <w:wordWrap/>
@@ -1572,6 +1565,7 @@
         <w:pageBreakBefore w:val="0"/>
         <w:widowControl/>
         <w:numPr>
+          <w:ilvl w:val="0"/>
           <w:numId w:val="0"/>
         </w:numPr>
         <w:kinsoku/>
@@ -1599,7 +1593,7 @@
         <w:widowControl/>
         <w:numPr>
           <w:ilvl w:val="0"/>
-          <w:numId w:val="9"/>
+          <w:numId w:val="10"/>
         </w:numPr>
         <w:kinsoku/>
         <w:wordWrap/>
@@ -1633,7 +1627,7 @@
         <w:widowControl/>
         <w:numPr>
           <w:ilvl w:val="0"/>
-          <w:numId w:val="13"/>
+          <w:numId w:val="14"/>
         </w:numPr>
         <w:kinsoku/>
         <w:wordWrap/>
@@ -1667,6 +1661,7 @@
         <w:pageBreakBefore w:val="0"/>
         <w:widowControl/>
         <w:numPr>
+          <w:ilvl w:val="0"/>
           <w:numId w:val="0"/>
         </w:numPr>
         <w:kinsoku/>
@@ -1694,7 +1689,7 @@
         <w:widowControl/>
         <w:numPr>
           <w:ilvl w:val="0"/>
-          <w:numId w:val="9"/>
+          <w:numId w:val="10"/>
         </w:numPr>
         <w:kinsoku/>
         <w:wordWrap/>
@@ -1728,7 +1723,7 @@
         <w:widowControl/>
         <w:numPr>
           <w:ilvl w:val="0"/>
-          <w:numId w:val="14"/>
+          <w:numId w:val="15"/>
         </w:numPr>
         <w:tabs>
           <w:tab w:val="clear" w:pos="840"/>
@@ -1765,6 +1760,7 @@
         <w:pageBreakBefore w:val="0"/>
         <w:widowControl/>
         <w:numPr>
+          <w:ilvl w:val="0"/>
           <w:numId w:val="0"/>
         </w:numPr>
         <w:kinsoku/>
@@ -1792,7 +1788,7 @@
         <w:widowControl/>
         <w:numPr>
           <w:ilvl w:val="0"/>
-          <w:numId w:val="9"/>
+          <w:numId w:val="10"/>
         </w:numPr>
         <w:kinsoku/>
         <w:wordWrap/>
@@ -1826,7 +1822,7 @@
         <w:widowControl/>
         <w:numPr>
           <w:ilvl w:val="0"/>
-          <w:numId w:val="15"/>
+          <w:numId w:val="16"/>
         </w:numPr>
         <w:kinsoku/>
         <w:wordWrap/>
@@ -1860,6 +1856,7 @@
         <w:pageBreakBefore w:val="0"/>
         <w:widowControl/>
         <w:numPr>
+          <w:ilvl w:val="0"/>
           <w:numId w:val="0"/>
         </w:numPr>
         <w:kinsoku/>
@@ -1887,7 +1884,7 @@
         <w:widowControl/>
         <w:numPr>
           <w:ilvl w:val="0"/>
-          <w:numId w:val="9"/>
+          <w:numId w:val="10"/>
         </w:numPr>
         <w:kinsoku/>
         <w:wordWrap/>
@@ -1921,7 +1918,7 @@
         <w:widowControl/>
         <w:numPr>
           <w:ilvl w:val="0"/>
-          <w:numId w:val="16"/>
+          <w:numId w:val="17"/>
         </w:numPr>
         <w:kinsoku/>
         <w:wordWrap/>
@@ -1955,6 +1952,7 @@
         <w:pageBreakBefore w:val="0"/>
         <w:widowControl/>
         <w:numPr>
+          <w:ilvl w:val="0"/>
           <w:numId w:val="0"/>
         </w:numPr>
         <w:kinsoku/>
@@ -1982,7 +1980,7 @@
         <w:widowControl/>
         <w:numPr>
           <w:ilvl w:val="0"/>
-          <w:numId w:val="9"/>
+          <w:numId w:val="10"/>
         </w:numPr>
         <w:kinsoku/>
         <w:wordWrap/>
@@ -2016,7 +2014,7 @@
         <w:widowControl/>
         <w:numPr>
           <w:ilvl w:val="0"/>
-          <w:numId w:val="17"/>
+          <w:numId w:val="18"/>
         </w:numPr>
         <w:kinsoku/>
         <w:wordWrap/>
@@ -2050,6 +2048,7 @@
         <w:pageBreakBefore w:val="0"/>
         <w:widowControl/>
         <w:numPr>
+          <w:ilvl w:val="0"/>
           <w:numId w:val="0"/>
         </w:numPr>
         <w:kinsoku/>
@@ -2077,7 +2076,7 @@
         <w:widowControl/>
         <w:numPr>
           <w:ilvl w:val="0"/>
-          <w:numId w:val="9"/>
+          <w:numId w:val="10"/>
         </w:numPr>
         <w:kinsoku/>
         <w:wordWrap/>
@@ -2111,7 +2110,7 @@
         <w:widowControl/>
         <w:numPr>
           <w:ilvl w:val="0"/>
-          <w:numId w:val="18"/>
+          <w:numId w:val="19"/>
         </w:numPr>
         <w:kinsoku/>
         <w:wordWrap/>
@@ -2145,6 +2144,7 @@
         <w:pageBreakBefore w:val="0"/>
         <w:widowControl/>
         <w:numPr>
+          <w:ilvl w:val="0"/>
           <w:numId w:val="0"/>
         </w:numPr>
         <w:kinsoku/>
@@ -2172,7 +2172,7 @@
         <w:widowControl/>
         <w:numPr>
           <w:ilvl w:val="0"/>
-          <w:numId w:val="9"/>
+          <w:numId w:val="10"/>
         </w:numPr>
         <w:kinsoku/>
         <w:wordWrap/>
@@ -2206,7 +2206,7 @@
         <w:widowControl/>
         <w:numPr>
           <w:ilvl w:val="0"/>
-          <w:numId w:val="19"/>
+          <w:numId w:val="20"/>
         </w:numPr>
         <w:kinsoku/>
         <w:wordWrap/>
@@ -2240,6 +2240,7 @@
         <w:pageBreakBefore w:val="0"/>
         <w:widowControl/>
         <w:numPr>
+          <w:ilvl w:val="0"/>
           <w:numId w:val="0"/>
         </w:numPr>
         <w:kinsoku/>
@@ -2267,7 +2268,7 @@
         <w:widowControl/>
         <w:numPr>
           <w:ilvl w:val="0"/>
-          <w:numId w:val="9"/>
+          <w:numId w:val="10"/>
         </w:numPr>
         <w:kinsoku/>
         <w:wordWrap/>
@@ -2301,7 +2302,7 @@
         <w:widowControl/>
         <w:numPr>
           <w:ilvl w:val="0"/>
-          <w:numId w:val="20"/>
+          <w:numId w:val="21"/>
         </w:numPr>
         <w:kinsoku/>
         <w:wordWrap/>
@@ -2335,6 +2336,7 @@
         <w:pageBreakBefore w:val="0"/>
         <w:widowControl/>
         <w:numPr>
+          <w:ilvl w:val="0"/>
           <w:numId w:val="0"/>
         </w:numPr>
         <w:kinsoku/>
@@ -2362,7 +2364,7 @@
         <w:widowControl/>
         <w:numPr>
           <w:ilvl w:val="0"/>
-          <w:numId w:val="9"/>
+          <w:numId w:val="10"/>
         </w:numPr>
         <w:tabs>
           <w:tab w:val="clear" w:pos="425"/>
@@ -2411,7 +2413,7 @@
         <w:widowControl/>
         <w:numPr>
           <w:ilvl w:val="0"/>
-          <w:numId w:val="21"/>
+          <w:numId w:val="22"/>
         </w:numPr>
         <w:tabs>
           <w:tab w:val="clear" w:pos="840"/>
@@ -2448,6 +2450,7 @@
         <w:pageBreakBefore w:val="0"/>
         <w:widowControl/>
         <w:numPr>
+          <w:ilvl w:val="0"/>
           <w:numId w:val="0"/>
         </w:numPr>
         <w:kinsoku/>
@@ -2470,6 +2473,7 @@
     <w:p>
       <w:pPr>
         <w:numPr>
+          <w:ilvl w:val="0"/>
           <w:numId w:val="0"/>
         </w:numPr>
         <w:ind w:leftChars="0"/>
@@ -2520,24 +2524,6 @@
           <w:lang w:val="en-US"/>
         </w:rPr>
         <w:t>OUTPUTS:</w:t>
-      </w:r>
-    </w:p>
-    <w:p>
-      <w:pPr>
-        <w:numPr>
-          <w:ilvl w:val="0"/>
-          <w:numId w:val="8"/>
-        </w:numPr>
-        <w:ind w:left="0" w:leftChars="0" w:firstLine="0" w:firstLineChars="0"/>
-        <w:rPr>
-          <w:rFonts w:hint="default"/>
-        </w:rPr>
-      </w:pPr>
-      <w:r>
-        <w:rPr>
-          <w:rFonts w:hint="default"/>
-        </w:rPr>
-        <w:t>Display the stud_id and name of all the students in alphabetical order</w:t>
       </w:r>
     </w:p>
     <w:p>
@@ -2592,45 +2578,37 @@
           </wp:inline>
         </w:drawing>
       </w:r>
-    </w:p>
-    <w:p>
-      <w:pPr>
+      <w:bookmarkStart w:id="2" w:name="_GoBack"/>
+      <w:bookmarkEnd w:id="2"/>
+    </w:p>
+    <w:p>
+      <w:pPr>
+        <w:numPr>
+          <w:ilvl w:val="0"/>
+          <w:numId w:val="9"/>
+        </w:numPr>
+        <w:ind w:left="0" w:leftChars="0" w:firstLine="0" w:firstLineChars="0"/>
         <w:jc w:val="center"/>
         <w:rPr>
           <w:rFonts w:hint="default"/>
-          <w:lang w:val="en-US"/>
-        </w:rPr>
-      </w:pPr>
-    </w:p>
-    <w:p>
-      <w:pPr>
-        <w:numPr>
-          <w:ilvl w:val="0"/>
-          <w:numId w:val="8"/>
-        </w:numPr>
-        <w:ind w:left="0" w:leftChars="0" w:firstLine="0" w:firstLineChars="0"/>
-        <w:rPr>
-          <w:rFonts w:hint="default"/>
-          <w:lang w:val="en-US"/>
-        </w:rPr>
-      </w:pPr>
-      <w:r>
-        <w:rPr>
-          <w:rFonts w:hint="default"/>
-          <w:lang w:val="en-US"/>
-        </w:rPr>
-        <w:t xml:space="preserve"> </w:t>
-      </w:r>
-      <w:r>
-        <w:rPr>
-          <w:rFonts w:hint="default"/>
-        </w:rPr>
-        <w:t>Display the records of students sorted by age in ascending order.</w:t>
-      </w:r>
-    </w:p>
-    <w:p>
-      <w:pPr>
-        <w:numPr>
+        </w:rPr>
+      </w:pPr>
+      <w:r>
+        <w:rPr>
+          <w:rFonts w:hint="default"/>
+        </w:rPr>
+        <w:t>Display the stud_id and name of all the students in alphabetical order</w:t>
+      </w:r>
+    </w:p>
+    <w:p>
+      <w:pPr>
+        <w:jc w:val="center"/>
+      </w:pPr>
+    </w:p>
+    <w:p>
+      <w:pPr>
+        <w:numPr>
+          <w:ilvl w:val="0"/>
           <w:numId w:val="0"/>
         </w:numPr>
         <w:tabs>
@@ -2689,49 +2667,49 @@
     <w:p>
       <w:pPr>
         <w:numPr>
-          <w:numId w:val="0"/>
-        </w:numPr>
-        <w:tabs>
-          <w:tab w:val="left" w:pos="432"/>
-        </w:tabs>
-        <w:rPr>
-          <w:rFonts w:hint="default"/>
-          <w:lang w:val="en-US"/>
-        </w:rPr>
-      </w:pPr>
-    </w:p>
-    <w:p>
-      <w:pPr>
-        <w:numPr>
-          <w:ilvl w:val="0"/>
-          <w:numId w:val="8"/>
+          <w:ilvl w:val="0"/>
+          <w:numId w:val="9"/>
         </w:numPr>
         <w:tabs>
           <w:tab w:val="left" w:pos="432"/>
         </w:tabs>
         <w:ind w:left="0" w:leftChars="0" w:firstLine="0" w:firstLineChars="0"/>
-        <w:rPr>
-          <w:rFonts w:hint="default"/>
-          <w:lang w:val="en-US"/>
-        </w:rPr>
-      </w:pPr>
-      <w:r>
-        <w:rPr>
-          <w:rFonts w:hint="default"/>
-        </w:rPr>
-        <w:t>Display the total number of students</w:t>
-      </w:r>
-      <w:r>
-        <w:rPr>
-          <w:rFonts w:hint="default"/>
-          <w:lang w:val="en-US"/>
-        </w:rPr>
-        <w:t>.</w:t>
-      </w:r>
-    </w:p>
-    <w:p>
-      <w:pPr>
-        <w:numPr>
+        <w:jc w:val="center"/>
+        <w:rPr>
+          <w:rFonts w:hint="default"/>
+          <w:lang w:val="en-US"/>
+        </w:rPr>
+      </w:pPr>
+      <w:r>
+        <w:rPr>
+          <w:rFonts w:hint="default"/>
+          <w:lang w:val="en-US"/>
+        </w:rPr>
+        <w:t>D</w:t>
+      </w:r>
+      <w:r>
+        <w:rPr>
+          <w:rFonts w:hint="default"/>
+        </w:rPr>
+        <w:t>isplay the records of students sorted by age in ascending order.</w:t>
+      </w:r>
+    </w:p>
+    <w:p>
+      <w:pPr>
+        <w:numPr>
+          <w:ilvl w:val="0"/>
+          <w:numId w:val="0"/>
+        </w:numPr>
+        <w:tabs>
+          <w:tab w:val="left" w:pos="432"/>
+        </w:tabs>
+        <w:jc w:val="both"/>
+      </w:pPr>
+    </w:p>
+    <w:p>
+      <w:pPr>
+        <w:numPr>
+          <w:ilvl w:val="0"/>
           <w:numId w:val="0"/>
         </w:numPr>
         <w:tabs>
@@ -2791,47 +2769,65 @@
     <w:p>
       <w:pPr>
         <w:numPr>
+          <w:ilvl w:val="0"/>
+          <w:numId w:val="9"/>
+        </w:numPr>
+        <w:tabs>
+          <w:tab w:val="left" w:pos="432"/>
+        </w:tabs>
+        <w:ind w:left="0" w:leftChars="0" w:firstLine="0" w:firstLineChars="0"/>
+        <w:jc w:val="center"/>
+        <w:rPr>
+          <w:rFonts w:hint="default"/>
+          <w:lang w:val="en-US"/>
+        </w:rPr>
+      </w:pPr>
+      <w:r>
+        <w:rPr>
+          <w:rFonts w:hint="default"/>
+        </w:rPr>
+        <w:t>Display the total number of students</w:t>
+      </w:r>
+      <w:r>
+        <w:rPr>
+          <w:rFonts w:hint="default"/>
+          <w:lang w:val="en-US"/>
+        </w:rPr>
+        <w:t>.</w:t>
+      </w:r>
+    </w:p>
+    <w:p>
+      <w:pPr>
+        <w:numPr>
+          <w:ilvl w:val="0"/>
           <w:numId w:val="0"/>
         </w:numPr>
         <w:tabs>
           <w:tab w:val="left" w:pos="432"/>
         </w:tabs>
         <w:jc w:val="center"/>
-        <w:rPr>
-          <w:rFonts w:hint="default"/>
-          <w:lang w:val="en-US"/>
-        </w:rPr>
-      </w:pPr>
-    </w:p>
-    <w:p>
-      <w:pPr>
-        <w:numPr>
-          <w:ilvl w:val="0"/>
-          <w:numId w:val="8"/>
-        </w:numPr>
-        <w:ind w:left="0" w:leftChars="0" w:firstLine="0" w:firstLineChars="0"/>
-        <w:rPr>
-          <w:rFonts w:hint="default"/>
-          <w:lang w:val="en-US"/>
-        </w:rPr>
-      </w:pPr>
-      <w:r>
-        <w:rPr>
-          <w:rFonts w:hint="default"/>
-        </w:rPr>
-        <w:t>Display the number of male and female students</w:t>
-      </w:r>
-      <w:r>
-        <w:rPr>
-          <w:rFonts w:hint="default"/>
-          <w:lang w:val="en-US"/>
-        </w:rPr>
-        <w:t>.</w:t>
-      </w:r>
-    </w:p>
-    <w:p>
-      <w:pPr>
-        <w:numPr>
+      </w:pPr>
+    </w:p>
+    <w:p>
+      <w:pPr>
+        <w:numPr>
+          <w:ilvl w:val="0"/>
+          <w:numId w:val="0"/>
+        </w:numPr>
+        <w:tabs>
+          <w:tab w:val="left" w:pos="432"/>
+        </w:tabs>
+        <w:jc w:val="center"/>
+        <w:rPr>
+          <w:rFonts w:hint="default"/>
+          <w:lang w:val="en-US"/>
+        </w:rPr>
+      </w:pPr>
+    </w:p>
+    <w:p>
+      <w:pPr>
+        <w:numPr>
+          <w:ilvl w:val="0"/>
           <w:numId w:val="0"/>
         </w:numPr>
         <w:ind w:leftChars="0"/>
@@ -2889,38 +2885,44 @@
     <w:p>
       <w:pPr>
         <w:numPr>
+          <w:ilvl w:val="0"/>
+          <w:numId w:val="9"/>
+        </w:numPr>
+        <w:ind w:left="0" w:leftChars="0" w:firstLine="0" w:firstLineChars="0"/>
+        <w:jc w:val="center"/>
+        <w:rPr>
+          <w:rFonts w:hint="default"/>
+          <w:lang w:val="en-US"/>
+        </w:rPr>
+      </w:pPr>
+      <w:r>
+        <w:rPr>
+          <w:rFonts w:hint="default"/>
+        </w:rPr>
+        <w:t>Display the number of male and female students</w:t>
+      </w:r>
+      <w:r>
+        <w:rPr>
+          <w:rFonts w:hint="default"/>
+          <w:lang w:val="en-US"/>
+        </w:rPr>
+        <w:t>.</w:t>
+      </w:r>
+    </w:p>
+    <w:p>
+      <w:pPr>
+        <w:numPr>
+          <w:ilvl w:val="0"/>
           <w:numId w:val="0"/>
         </w:numPr>
         <w:ind w:leftChars="0"/>
         <w:jc w:val="center"/>
-        <w:rPr>
-          <w:rFonts w:hint="default"/>
-          <w:lang w:val="en-US"/>
-        </w:rPr>
-      </w:pPr>
-    </w:p>
-    <w:p>
-      <w:pPr>
-        <w:numPr>
-          <w:ilvl w:val="0"/>
-          <w:numId w:val="8"/>
-        </w:numPr>
-        <w:ind w:left="0" w:leftChars="0" w:firstLine="0" w:firstLineChars="0"/>
-        <w:rPr>
-          <w:rFonts w:hint="default"/>
-          <w:lang w:val="en-US"/>
-        </w:rPr>
-      </w:pPr>
-      <w:r>
-        <w:rPr>
-          <w:rFonts w:hint="default"/>
-        </w:rPr>
-        <w:t>Display the average age of all the male and female students. </w:t>
-      </w:r>
-    </w:p>
-    <w:p>
-      <w:pPr>
-        <w:numPr>
+      </w:pPr>
+    </w:p>
+    <w:p>
+      <w:pPr>
+        <w:numPr>
+          <w:ilvl w:val="0"/>
           <w:numId w:val="0"/>
         </w:numPr>
         <w:ind w:leftChars="0"/>
@@ -2977,6 +2979,27 @@
     <w:p>
       <w:pPr>
         <w:numPr>
+          <w:ilvl w:val="0"/>
+          <w:numId w:val="9"/>
+        </w:numPr>
+        <w:ind w:left="0" w:leftChars="0" w:firstLine="0" w:firstLineChars="0"/>
+        <w:jc w:val="center"/>
+        <w:rPr>
+          <w:rFonts w:hint="default"/>
+          <w:lang w:val="en-US"/>
+        </w:rPr>
+      </w:pPr>
+      <w:r>
+        <w:rPr>
+          <w:rFonts w:hint="default"/>
+        </w:rPr>
+        <w:t>Display the average age of all the male and female students. </w:t>
+      </w:r>
+    </w:p>
+    <w:p>
+      <w:pPr>
+        <w:numPr>
+          <w:ilvl w:val="0"/>
           <w:numId w:val="0"/>
         </w:numPr>
         <w:ind w:leftChars="0"/>
@@ -2986,49 +3009,7 @@
     <w:p>
       <w:pPr>
         <w:numPr>
-          <w:numId w:val="0"/>
-        </w:numPr>
-        <w:ind w:leftChars="0"/>
-        <w:jc w:val="center"/>
-      </w:pPr>
-    </w:p>
-    <w:p>
-      <w:pPr>
-        <w:numPr>
-          <w:numId w:val="0"/>
-        </w:numPr>
-        <w:ind w:leftChars="0"/>
-        <w:jc w:val="center"/>
-        <w:rPr>
-          <w:rFonts w:hint="default"/>
-          <w:lang w:val="en-US"/>
-        </w:rPr>
-      </w:pPr>
-      <w:bookmarkStart w:id="2" w:name="_GoBack"/>
-      <w:bookmarkEnd w:id="2"/>
-    </w:p>
-    <w:p>
-      <w:pPr>
-        <w:numPr>
-          <w:ilvl w:val="0"/>
-          <w:numId w:val="8"/>
-        </w:numPr>
-        <w:ind w:left="0" w:leftChars="0" w:firstLine="0" w:firstLineChars="0"/>
-        <w:rPr>
-          <w:rFonts w:hint="default"/>
-          <w:lang w:val="en-US"/>
-        </w:rPr>
-      </w:pPr>
-      <w:r>
-        <w:rPr>
-          <w:rFonts w:hint="default"/>
-        </w:rPr>
-        <w:t>Display the distinct major subjects.</w:t>
-      </w:r>
-    </w:p>
-    <w:p>
-      <w:pPr>
-        <w:numPr>
+          <w:ilvl w:val="0"/>
           <w:numId w:val="0"/>
         </w:numPr>
         <w:jc w:val="center"/>
@@ -3084,37 +3065,36 @@
     <w:p>
       <w:pPr>
         <w:numPr>
+          <w:ilvl w:val="0"/>
+          <w:numId w:val="9"/>
+        </w:numPr>
+        <w:ind w:left="0" w:leftChars="0" w:firstLine="0" w:firstLineChars="0"/>
+        <w:jc w:val="center"/>
+        <w:rPr>
+          <w:rFonts w:hint="default"/>
+          <w:lang w:val="en-US"/>
+        </w:rPr>
+      </w:pPr>
+      <w:r>
+        <w:rPr>
+          <w:rFonts w:hint="default"/>
+        </w:rPr>
+        <w:t>Display the distinct major subjects.</w:t>
+      </w:r>
+    </w:p>
+    <w:p>
+      <w:pPr>
+        <w:numPr>
+          <w:ilvl w:val="0"/>
           <w:numId w:val="0"/>
         </w:numPr>
         <w:jc w:val="center"/>
-        <w:rPr>
-          <w:rFonts w:hint="default"/>
-          <w:lang w:val="en-US"/>
-        </w:rPr>
-      </w:pPr>
-    </w:p>
-    <w:p>
-      <w:pPr>
-        <w:numPr>
-          <w:ilvl w:val="0"/>
-          <w:numId w:val="8"/>
-        </w:numPr>
-        <w:ind w:left="0" w:leftChars="0" w:firstLine="0" w:firstLineChars="0"/>
-        <w:rPr>
-          <w:rFonts w:hint="default"/>
-          <w:lang w:val="en-US"/>
-        </w:rPr>
-      </w:pPr>
-      <w:r>
-        <w:rPr>
-          <w:rFonts w:hint="default"/>
-        </w:rPr>
-        <w:t>Display the number of major subjects taken by students. </w:t>
-      </w:r>
-    </w:p>
-    <w:p>
-      <w:pPr>
-        <w:numPr>
+      </w:pPr>
+    </w:p>
+    <w:p>
+      <w:pPr>
+        <w:numPr>
+          <w:ilvl w:val="0"/>
           <w:numId w:val="0"/>
         </w:numPr>
         <w:ind w:leftChars="0"/>
@@ -3171,38 +3151,37 @@
     <w:p>
       <w:pPr>
         <w:numPr>
+          <w:ilvl w:val="0"/>
+          <w:numId w:val="9"/>
+        </w:numPr>
+        <w:ind w:left="0" w:leftChars="0" w:firstLine="0" w:firstLineChars="0"/>
+        <w:jc w:val="center"/>
+        <w:rPr>
+          <w:rFonts w:hint="default"/>
+          <w:lang w:val="en-US"/>
+        </w:rPr>
+      </w:pPr>
+      <w:r>
+        <w:rPr>
+          <w:rFonts w:hint="default"/>
+        </w:rPr>
+        <w:t>Display the number of major subjects taken by students. </w:t>
+      </w:r>
+    </w:p>
+    <w:p>
+      <w:pPr>
+        <w:numPr>
+          <w:ilvl w:val="0"/>
           <w:numId w:val="0"/>
         </w:numPr>
         <w:ind w:leftChars="0"/>
         <w:jc w:val="center"/>
-        <w:rPr>
-          <w:rFonts w:hint="default"/>
-          <w:lang w:val="en-US"/>
-        </w:rPr>
-      </w:pPr>
-    </w:p>
-    <w:p>
-      <w:pPr>
-        <w:numPr>
-          <w:ilvl w:val="0"/>
-          <w:numId w:val="8"/>
-        </w:numPr>
-        <w:ind w:left="0" w:leftChars="0" w:firstLine="0" w:firstLineChars="0"/>
-        <w:rPr>
-          <w:rFonts w:hint="default"/>
-          <w:lang w:val="en-US"/>
-        </w:rPr>
-      </w:pPr>
-      <w:r>
-        <w:rPr>
-          <w:rFonts w:hint="default"/>
-        </w:rPr>
-        <w:t>Display the name of youngest student.</w:t>
-      </w:r>
-    </w:p>
-    <w:p>
-      <w:pPr>
-        <w:numPr>
+      </w:pPr>
+    </w:p>
+    <w:p>
+      <w:pPr>
+        <w:numPr>
+          <w:ilvl w:val="0"/>
           <w:numId w:val="0"/>
         </w:numPr>
         <w:ind w:leftChars="0"/>
@@ -3211,6 +3190,16 @@
           <w:rFonts w:hint="default"/>
           <w:lang w:val="en-US"/>
         </w:rPr>
+      </w:pPr>
+    </w:p>
+    <w:p>
+      <w:pPr>
+        <w:numPr>
+          <w:ilvl w:val="0"/>
+          <w:numId w:val="0"/>
+        </w:numPr>
+        <w:ind w:leftChars="0"/>
+        <w:jc w:val="center"/>
       </w:pPr>
       <w:r>
         <w:drawing>
@@ -3263,64 +3252,58 @@
     <w:p>
       <w:pPr>
         <w:numPr>
-          <w:numId w:val="0"/>
-        </w:numPr>
-        <w:ind w:leftChars="0"/>
-        <w:rPr>
-          <w:rFonts w:hint="default"/>
-          <w:lang w:val="en-US"/>
-        </w:rPr>
-      </w:pPr>
-    </w:p>
-    <w:p>
-      <w:pPr>
-        <w:numPr>
-          <w:ilvl w:val="0"/>
-          <w:numId w:val="8"/>
+          <w:ilvl w:val="0"/>
+          <w:numId w:val="9"/>
         </w:numPr>
         <w:ind w:left="0" w:leftChars="0" w:firstLine="0" w:firstLineChars="0"/>
-        <w:rPr>
-          <w:rFonts w:hint="default"/>
-          <w:sz w:val="28"/>
-          <w:szCs w:val="28"/>
-          <w:shd w:val="clear" w:color="auto" w:fill="auto"/>
-          <w:lang w:val="en-US"/>
-        </w:rPr>
-      </w:pPr>
-      <w:r>
-        <w:rPr>
-          <w:rFonts w:hint="default"/>
-        </w:rPr>
-        <w:t xml:space="preserve">Name of </w:t>
-      </w:r>
-      <w:r>
-        <w:rPr>
-          <w:rFonts w:hint="default"/>
-          <w:lang w:val="en-US"/>
-        </w:rPr>
-        <w:t>all</w:t>
-      </w:r>
-      <w:r>
-        <w:rPr>
-          <w:rFonts w:hint="default"/>
-        </w:rPr>
-        <w:t xml:space="preserve"> the students whose name starts from ‘s’ and are above 19 years.</w:t>
-      </w:r>
-    </w:p>
-    <w:p>
-      <w:pPr>
-        <w:numPr>
+        <w:jc w:val="center"/>
+        <w:rPr>
+          <w:rFonts w:hint="default"/>
+          <w:lang w:val="en-US"/>
+        </w:rPr>
+      </w:pPr>
+      <w:r>
+        <w:rPr>
+          <w:rFonts w:hint="default"/>
+        </w:rPr>
+        <w:t>Display the name of youngest student.</w:t>
+      </w:r>
+    </w:p>
+    <w:p>
+      <w:pPr>
+        <w:numPr>
+          <w:ilvl w:val="0"/>
           <w:numId w:val="0"/>
         </w:numPr>
         <w:ind w:leftChars="0"/>
         <w:jc w:val="center"/>
         <w:rPr>
           <w:rFonts w:hint="default"/>
-          <w:sz w:val="28"/>
-          <w:szCs w:val="28"/>
-          <w:shd w:val="clear" w:color="auto" w:fill="auto"/>
-          <w:lang w:val="en-US"/>
-        </w:rPr>
+          <w:lang w:val="en-US"/>
+        </w:rPr>
+      </w:pPr>
+    </w:p>
+    <w:p>
+      <w:pPr>
+        <w:numPr>
+          <w:ilvl w:val="0"/>
+          <w:numId w:val="0"/>
+        </w:numPr>
+        <w:ind w:leftChars="0"/>
+        <w:rPr>
+          <w:rFonts w:hint="default"/>
+          <w:lang w:val="en-US"/>
+        </w:rPr>
+      </w:pPr>
+    </w:p>
+    <w:p>
+      <w:pPr>
+        <w:numPr>
+          <w:ilvl w:val="0"/>
+          <w:numId w:val="0"/>
+        </w:numPr>
+        <w:ind w:leftChars="0"/>
+        <w:jc w:val="center"/>
       </w:pPr>
       <w:r>
         <w:drawing>
@@ -3373,6 +3356,57 @@
     <w:p>
       <w:pPr>
         <w:numPr>
+          <w:ilvl w:val="0"/>
+          <w:numId w:val="9"/>
+        </w:numPr>
+        <w:ind w:left="0" w:leftChars="0" w:firstLine="0" w:firstLineChars="0"/>
+        <w:jc w:val="center"/>
+        <w:rPr>
+          <w:rFonts w:hint="default"/>
+          <w:sz w:val="28"/>
+          <w:szCs w:val="28"/>
+          <w:shd w:val="clear" w:color="auto" w:fill="auto"/>
+          <w:lang w:val="en-US"/>
+        </w:rPr>
+      </w:pPr>
+      <w:r>
+        <w:rPr>
+          <w:rFonts w:hint="default"/>
+        </w:rPr>
+        <w:t xml:space="preserve">Name of </w:t>
+      </w:r>
+      <w:r>
+        <w:rPr>
+          <w:rFonts w:hint="default"/>
+          <w:lang w:val="en-US"/>
+        </w:rPr>
+        <w:t>all</w:t>
+      </w:r>
+      <w:r>
+        <w:rPr>
+          <w:rFonts w:hint="default"/>
+        </w:rPr>
+        <w:t xml:space="preserve"> the students whose name starts from ‘s’ and are above 19 years.</w:t>
+      </w:r>
+    </w:p>
+    <w:p>
+      <w:pPr>
+        <w:numPr>
+          <w:ilvl w:val="0"/>
+          <w:numId w:val="0"/>
+        </w:numPr>
+        <w:ind w:leftChars="0"/>
+        <w:jc w:val="center"/>
+        <w:rPr>
+          <w:rFonts w:hint="default"/>
+          <w:lang w:val="en-US"/>
+        </w:rPr>
+      </w:pPr>
+    </w:p>
+    <w:p>
+      <w:pPr>
+        <w:numPr>
+          <w:ilvl w:val="0"/>
           <w:numId w:val="0"/>
         </w:numPr>
         <w:ind w:leftChars="0"/>
@@ -3632,6 +3666,18 @@
     </w:lvl>
   </w:abstractNum>
   <w:abstractNum w:abstractNumId="7">
+    <w:nsid w:val="E2223BE5"/>
+    <w:multiLevelType w:val="singleLevel"/>
+    <w:tmpl w:val="E2223BE5"/>
+    <w:lvl w:ilvl="0" w:tentative="0">
+      <w:start w:val="3"/>
+      <w:numFmt w:val="upperLetter"/>
+      <w:suff w:val="space"/>
+      <w:lvlText w:val="%1."/>
+      <w:lvlJc w:val="left"/>
+    </w:lvl>
+  </w:abstractNum>
+  <w:abstractNum w:abstractNumId="8">
     <w:nsid w:val="E69CA2C3"/>
     <w:multiLevelType w:val="singleLevel"/>
     <w:tmpl w:val="E69CA2C3"/>
@@ -3653,7 +3699,7 @@
       </w:rPr>
     </w:lvl>
   </w:abstractNum>
-  <w:abstractNum w:abstractNumId="8">
+  <w:abstractNum w:abstractNumId="9">
     <w:nsid w:val="E94E59B5"/>
     <w:multiLevelType w:val="singleLevel"/>
     <w:tmpl w:val="E94E59B5"/>
@@ -3673,7 +3719,7 @@
       </w:rPr>
     </w:lvl>
   </w:abstractNum>
-  <w:abstractNum w:abstractNumId="9">
+  <w:abstractNum w:abstractNumId="10">
     <w:nsid w:val="F53A0B5C"/>
     <w:multiLevelType w:val="singleLevel"/>
     <w:tmpl w:val="F53A0B5C"/>
@@ -3693,7 +3739,7 @@
       </w:rPr>
     </w:lvl>
   </w:abstractNum>
-  <w:abstractNum w:abstractNumId="10">
+  <w:abstractNum w:abstractNumId="11">
     <w:nsid w:val="00026C77"/>
     <w:multiLevelType w:val="singleLevel"/>
     <w:tmpl w:val="00026C77"/>
@@ -3713,7 +3759,7 @@
       </w:rPr>
     </w:lvl>
   </w:abstractNum>
-  <w:abstractNum w:abstractNumId="11">
+  <w:abstractNum w:abstractNumId="12">
     <w:nsid w:val="0158D80C"/>
     <w:multiLevelType w:val="singleLevel"/>
     <w:tmpl w:val="0158D80C"/>
@@ -3733,7 +3779,7 @@
       </w:rPr>
     </w:lvl>
   </w:abstractNum>
-  <w:abstractNum w:abstractNumId="12">
+  <w:abstractNum w:abstractNumId="13">
     <w:nsid w:val="0384F9DF"/>
     <w:multiLevelType w:val="singleLevel"/>
     <w:tmpl w:val="0384F9DF"/>
@@ -3755,7 +3801,19 @@
       </w:rPr>
     </w:lvl>
   </w:abstractNum>
-  <w:abstractNum w:abstractNumId="13">
+  <w:abstractNum w:abstractNumId="14">
+    <w:nsid w:val="1827CF17"/>
+    <w:multiLevelType w:val="singleLevel"/>
+    <w:tmpl w:val="1827CF17"/>
+    <w:lvl w:ilvl="0" w:tentative="0">
+      <w:start w:val="1"/>
+      <w:numFmt w:val="upperLetter"/>
+      <w:suff w:val="space"/>
+      <w:lvlText w:val="%1."/>
+      <w:lvlJc w:val="left"/>
+    </w:lvl>
+  </w:abstractNum>
+  <w:abstractNum w:abstractNumId="15">
     <w:nsid w:val="1CD40640"/>
     <w:multiLevelType w:val="singleLevel"/>
     <w:tmpl w:val="1CD40640"/>
@@ -3775,7 +3833,7 @@
       </w:rPr>
     </w:lvl>
   </w:abstractNum>
-  <w:abstractNum w:abstractNumId="14">
+  <w:abstractNum w:abstractNumId="16">
     <w:nsid w:val="2CEBF4F4"/>
     <w:multiLevelType w:val="singleLevel"/>
     <w:tmpl w:val="2CEBF4F4"/>
@@ -3795,7 +3853,7 @@
       </w:rPr>
     </w:lvl>
   </w:abstractNum>
-  <w:abstractNum w:abstractNumId="15">
+  <w:abstractNum w:abstractNumId="17">
     <w:nsid w:val="3778D2F9"/>
     <w:multiLevelType w:val="singleLevel"/>
     <w:tmpl w:val="3778D2F9"/>
@@ -3815,7 +3873,7 @@
       </w:rPr>
     </w:lvl>
   </w:abstractNum>
-  <w:abstractNum w:abstractNumId="16">
+  <w:abstractNum w:abstractNumId="18">
     <w:nsid w:val="58AC0FD8"/>
     <w:multiLevelType w:val="singleLevel"/>
     <w:tmpl w:val="58AC0FD8"/>
@@ -3835,7 +3893,7 @@
       </w:rPr>
     </w:lvl>
   </w:abstractNum>
-  <w:abstractNum w:abstractNumId="17">
+  <w:abstractNum w:abstractNumId="19">
     <w:nsid w:val="5A7E66B6"/>
     <w:multiLevelType w:val="singleLevel"/>
     <w:tmpl w:val="5A7E66B6"/>
@@ -3855,7 +3913,7 @@
       </w:rPr>
     </w:lvl>
   </w:abstractNum>
-  <w:abstractNum w:abstractNumId="18">
+  <w:abstractNum w:abstractNumId="20">
     <w:nsid w:val="5F634A5A"/>
     <w:multiLevelType w:val="singleLevel"/>
     <w:tmpl w:val="5F634A5A"/>
@@ -3875,19 +3933,7 @@
       </w:rPr>
     </w:lvl>
   </w:abstractNum>
-  <w:abstractNum w:abstractNumId="19">
-    <w:nsid w:val="7321035A"/>
-    <w:multiLevelType w:val="singleLevel"/>
-    <w:tmpl w:val="7321035A"/>
-    <w:lvl w:ilvl="0" w:tentative="0">
-      <w:start w:val="1"/>
-      <w:numFmt w:val="lowerLetter"/>
-      <w:suff w:val="space"/>
-      <w:lvlText w:val="%1)"/>
-      <w:lvlJc w:val="left"/>
-    </w:lvl>
-  </w:abstractNum>
-  <w:abstractNum w:abstractNumId="20">
+  <w:abstractNum w:abstractNumId="21">
     <w:nsid w:val="737A25E3"/>
     <w:multiLevelType w:val="singleLevel"/>
     <w:tmpl w:val="737A25E3"/>
@@ -3900,10 +3946,10 @@
     </w:lvl>
   </w:abstractNum>
   <w:num w:numId="1">
-    <w:abstractNumId w:val="15"/>
+    <w:abstractNumId w:val="17"/>
   </w:num>
   <w:num w:numId="2">
-    <w:abstractNumId w:val="20"/>
+    <w:abstractNumId w:val="21"/>
   </w:num>
   <w:num w:numId="3">
     <w:abstractNumId w:val="1"/>
@@ -3912,54 +3958,57 @@
     <w:abstractNumId w:val="2"/>
   </w:num>
   <w:num w:numId="5">
-    <w:abstractNumId w:val="12"/>
+    <w:abstractNumId w:val="13"/>
   </w:num>
   <w:num w:numId="6">
     <w:abstractNumId w:val="0"/>
   </w:num>
   <w:num w:numId="7">
+    <w:abstractNumId w:val="8"/>
+  </w:num>
+  <w:num w:numId="8">
+    <w:abstractNumId w:val="14"/>
+  </w:num>
+  <w:num w:numId="9">
     <w:abstractNumId w:val="7"/>
   </w:num>
-  <w:num w:numId="8">
-    <w:abstractNumId w:val="19"/>
-  </w:num>
-  <w:num w:numId="9">
-    <w:abstractNumId w:val="14"/>
-  </w:num>
   <w:num w:numId="10">
-    <w:abstractNumId w:val="9"/>
+    <w:abstractNumId w:val="16"/>
   </w:num>
   <w:num w:numId="11">
     <w:abstractNumId w:val="10"/>
   </w:num>
   <w:num w:numId="12">
+    <w:abstractNumId w:val="11"/>
+  </w:num>
+  <w:num w:numId="13">
     <w:abstractNumId w:val="3"/>
   </w:num>
-  <w:num w:numId="13">
-    <w:abstractNumId w:val="17"/>
+  <w:num w:numId="14">
+    <w:abstractNumId w:val="19"/>
   </w:num>
-  <w:num w:numId="14">
+  <w:num w:numId="15">
+    <w:abstractNumId w:val="20"/>
+  </w:num>
+  <w:num w:numId="16">
+    <w:abstractNumId w:val="4"/>
+  </w:num>
+  <w:num w:numId="17">
+    <w:abstractNumId w:val="15"/>
+  </w:num>
+  <w:num w:numId="18">
+    <w:abstractNumId w:val="6"/>
+  </w:num>
+  <w:num w:numId="19">
     <w:abstractNumId w:val="18"/>
   </w:num>
-  <w:num w:numId="15">
-    <w:abstractNumId w:val="4"/>
-  </w:num>
-  <w:num w:numId="16">
-    <w:abstractNumId w:val="13"/>
-  </w:num>
-  <w:num w:numId="17">
-    <w:abstractNumId w:val="6"/>
-  </w:num>
-  <w:num w:numId="18">
-    <w:abstractNumId w:val="16"/>
-  </w:num>
-  <w:num w:numId="19">
-    <w:abstractNumId w:val="11"/>
-  </w:num>
   <w:num w:numId="20">
-    <w:abstractNumId w:val="8"/>
+    <w:abstractNumId w:val="12"/>
   </w:num>
   <w:num w:numId="21">
+    <w:abstractNumId w:val="9"/>
+  </w:num>
+  <w:num w:numId="22">
     <w:abstractNumId w:val="5"/>
   </w:num>
 </w:numbering>
